--- a/output_receita_federal/ato_declaratorio_normativo_cosit/documents/adn_cosit_24_19990914.docx
+++ b/output_receita_federal/ato_declaratorio_normativo_cosit/documents/adn_cosit_24_19990914.docx
@@ -17,7 +17,7 @@
     </w:p>
     <w:p>
       <w:r>
-        <w:t>O COORDENADOR-GERAL DO SISTEMA DE TRIBUTAÇÃO, no uso das atribuições que lhe confere o art. 199, incisos III e IV, do Regimento Interno da Secretaria da Receita Federal, aprovado pela Portaria MF No 227, de 3 de setembro de 1998, e tendo em vista o disposto no art. 16 da Lei No 9.779, de 19 de janeiro de 1999, e nas Instruções Normativas SRF Nos 127, de 30 de outubro de 1998, e 100 de 17 de agosto de 1999, Declara, em caráter normativo, às Superintendências Regionais da Receita Federal, às Delegacias da Receita Federal de Julgamento e aos demais interessados as seguintes alterações nas instruções constantes do manual de preenchimento da DIPJ:</w:t>
+        <w:t>O COORDENADOR-GERAL DO SISTEMA DE TRIBUTAÇÃO, no uso das atribuições que lhe confere o art. 199, incisos III e IV, do Regimento Interno da Secretaria da Receita Federal, aprovado pela Portaria MF nº 227, de 3 de setembro de 1998, e tendo em vista o disposto no art. 16 da Lei nº 9.779, de 19 de janeiro de 1999, e nas Instruções Normativas SRF nºs 127, de 30 de outubro de 1998, e 100 de 17 de agosto de 1999, Declara, em caráter normativo, às Superintendências Regionais da Receita Federal, às Delegacias da Receita Federal de Julgamento e aos demais interessados as seguintes alterações nas instruções constantes do manual de preenchimento da DIPJ:</w:t>
       </w:r>
     </w:p>
     <w:p>
@@ -72,7 +72,7 @@
     </w:p>
     <w:p>
       <w:r>
-        <w:t>“Esta diferença deverá ser paga em DARF separado, noscódigos 2362 (pessoas jurídicas obrigadas ao lucro real) ou 5993(pessoas jurídicas optantes pelo lucro real) até o último dia útildo mês subseqüente ao do mês em que ocorreu o excesso. Após esteprazo, a diferença será paga com os acréscimos legais (IN SRF n°93, de 1997, art. 3°, §§ 5° e 6°).”</w:t>
+        <w:t>“Esta diferença deverá ser paga em DARF separado, noscódigos 2362 (pessoas jurídicas obrigadas ao lucro real) ou 5993(pessoas jurídicas optantes pelo lucro real) até o último dia útildo mês subseqüente ao do mês em que ocorreu o excesso. Após esteprazo, a diferença será paga com os acréscimos legais (IN SRF nº93, de 1997, art. 3º, §§ 5º e 6º).”</w:t>
       </w:r>
     </w:p>
     <w:p>
@@ -142,7 +142,7 @@
     </w:p>
     <w:p>
       <w:r>
-        <w:t>a) ao preparo de produtos alimentares, não condicionadosem embalagem de apresentação, conforme definido no art. 5o, I,alíneas “a” e “b” do RIPI/1998, Decreto n° 2.637, de 25 de junho de1998;”</w:t>
+        <w:t>a) ao preparo de produtos alimentares, não condicionadosem embalagem de apresentação, conforme definido no art. 5º, I,alíneas “a” e “b” do RIPI/1998, Decreto nº 2.637, de 25 de junho de1998;”</w:t>
       </w:r>
     </w:p>
     <w:p>
@@ -162,7 +162,7 @@
     </w:p>
     <w:p>
       <w:r>
-        <w:t>O período de apuração do IPI é decendial. Entretanto,para a pessoa jurídica que se enquadrar na condição de microempresae empresa de pequeno porte, não optante pelo SIMPLES, emconformidade com o art. 2° da Lei n° 8.864, de 28 de março de 1994,o período de apuração é mensal (Lei n° 9.493, de 1997, art. 2°,I).”</w:t>
+        <w:t>O período de apuração do IPI é decendial. Entretanto,para a pessoa jurídica que se enquadrar na condição de microempresae empresa de pequeno porte, não optante pelo SIMPLES, emconformidade com o art. 2º da Lei nº 8.864, de 28 de março de 1994,o período de apuração é mensal (Lei nº 9.493, de 1997, art. 2º,I).”</w:t>
       </w:r>
     </w:p>
     <w:p>
@@ -182,7 +182,7 @@
     </w:p>
     <w:p>
       <w:r>
-        <w:t>e) a pessoa jurídica na condição de microempresa ouempresa de pequeno porte de que trata o art. 2° da Lei n° 8.864, de28 de março de 1994, cujo período de apuração é mensal, aopreencher a Ficha 35 - “Apuração do Saldo do IPI”, deverá informaros valores apurados mensalmente.</w:t>
+        <w:t>e) a pessoa jurídica na condição de microempresa ouempresa de pequeno porte de que trata o art. 2º da Lei nº 8.864, de28 de março de 1994, cujo período de apuração é mensal, aopreencher a Ficha 35 - “Apuração do Saldo do IPI”, deverá informaros valores apurados mensalmente.</w:t>
       </w:r>
     </w:p>
     <w:p>
@@ -192,12 +192,12 @@
     </w:p>
     <w:p>
       <w:r>
-        <w:t>1) A microempresa e a empresa de pequeno porte,industriais ou equiparadas a industrial, não optantes pelo SIMPLES- Sistema Integrado de Pagamento de Impostos e Contribuições dasMicroempresas e das Empresas de Pequeno Porte que, no decorrer doano-calendário, ultrapassarem o limite estabelecido na Lei No8.864, de 1994, com as alterações promovidas pelas Leis Nos 9.317,de 1996 e 9.732, de 1998, deverão apurar o IPI mensalmente até omês do desenquadramento, inclusive. O Programa Gerador da DIPJdisponibilizará o período por decêndio a partir do mês seguinte aodesenquadramento da pessoa jurídica da condição de empresa depequeno porte, conforme informado pelo contribuinte, na abertura dadeclaração através da função “NOVA” do menu “Declaração”.</w:t>
+        <w:t>1) A microempresa e a empresa de pequeno porte,industriais ou equiparadas a industrial, não optantes pelo SIMPLES- Sistema Integrado de Pagamento de Impostos e Contribuições dasMicroempresas e das Empresas de Pequeno Porte que, no decorrer doano-calendário, ultrapassarem o limite estabelecido na Lei nº8.864, de 1994, com as alterações promovidas pelas Leis nºs 9.317,de 1996 e 9.732, de 1998, deverão apurar o IPI mensalmente até omês do desenquadramento, inclusive. O Programa Gerador da DIPJdisponibilizará o período por decêndio a partir do mês seguinte aodesenquadramento da pessoa jurídica da condição de empresa depequeno porte, conforme informado pelo contribuinte, na abertura dadeclaração através da função “NOVA” do menu “Declaração”.</w:t>
       </w:r>
     </w:p>
     <w:p>
       <w:r>
-        <w:t>2) A pessoa jurídica que foi desenquadrada da condição deempresa de pequeno porte, por ultrapassar o limite de R$ 720.000,00previsto na Lei No 9.317, de 1996, e, posteriormente reenquadradaconforme previsto na Lei No 9.732, de 1998, não ultrapassando olimite de R$ 1.200.000,00, no ano de 1998, deverá informar osvalores apurados mensalmente durante todo o ano-calendário. Casotenha escriturado decendialmente algum período, deverá informar, ovalor acumulado (soma dos decêndios) por mês. Na hipótese de haverultrapassado o limite de R$ 1.200.000,00, deverá, a partir do mêssubseqüente ao fato, informar os valores decendialmente.”</w:t>
+        <w:t>2) A pessoa jurídica que foi desenquadrada da condição deempresa de pequeno porte, por ultrapassar o limite de R$ 720.000,00previsto na Lei nº 9.317, de 1996, e, posteriormente reenquadradaconforme previsto na Lei nº 9.732, de 1998, não ultrapassando olimite de R$ 1.200.000,00, no ano de 1998, deverá informar osvalores apurados mensalmente durante todo o ano-calendário. Casotenha escriturado decendialmente algum período, deverá informar, ovalor acumulado (soma dos decêndios) por mês. Na hipótese de haverultrapassado o limite de R$ 1.200.000,00, deverá, a partir do mêssubseqüente ao fato, informar os valores decendialmente.”</w:t>
       </w:r>
     </w:p>
     <w:p>
@@ -242,7 +242,7 @@
     </w:p>
     <w:p>
       <w:r>
-        <w:t>As pessoas jurídicas, de que trata o § 1o do art. 22 daLei No 8.212, de 24 de julho de 1991, bem como a Associação dePoupança e Empréstimo - APE, que tiverem parte ou todo o seupatrimônio absorvido em virtude de extinção, incorporação, fusão oucisão no ano-calendário de 1999, deverão adaptar os títuloscontábeis adotados pela empresa à nomenclatura da Ficha 33 paradeclarar a COFINS relativa aos fatos geradores ocorridos a partirde 1o de fevereiro de 1999. Nesse caso, as exclusões deverãoconstar da Linha 33/07 - Outras Exclusões.”</w:t>
+        <w:t>As pessoas jurídicas, de que trata o § 1º do art. 22 daLei nº 8.212, de 24 de julho de 1991, bem como a Associação dePoupança e Empréstimo - APE, que tiverem parte ou todo o seupatrimônio absorvido em virtude de extinção, incorporação, fusão oucisão no ano-calendário de 1999, deverão adaptar os títuloscontábeis adotados pela empresa à nomenclatura da Ficha 33 paradeclarar a COFINS relativa aos fatos geradores ocorridos a partirde 1º de fevereiro de 1999. Nesse caso, as exclusões deverãoconstar da Linha 33/07 - Outras Exclusões.”</w:t>
       </w:r>
     </w:p>
     <w:p>
@@ -262,7 +262,7 @@
     </w:p>
     <w:p>
       <w:r>
-        <w:t>“Este campo deverá ser assinalado pela microempresa epela empresa de pequeno porte, industriais ou equiparadas aindustrial, não optantes pelo SIMPLES, cuja receita bruta total noano-calendário esteja dentro dos limites estabelecidos pela Lei No8.864, de 1994, com as alterações introduzidas pelas Leis n°s9.317, de 1996 e 9.732, de 1998.”</w:t>
+        <w:t>“Este campo deverá ser assinalado pela microempresa epela empresa de pequeno porte, industriais ou equiparadas aindustrial, não optantes pelo SIMPLES, cuja receita bruta total noano-calendário esteja dentro dos limites estabelecidos pela Lei nº8.864, de 1994, com as alterações introduzidas pelas Leis nºs9.317, de 1996 e 9.732, de 1998.”</w:t>
       </w:r>
     </w:p>
     <w:p>
@@ -282,7 +282,7 @@
     </w:p>
     <w:p>
       <w:r>
-        <w:t>“Informar o valor da receita líquida da atividade,referente a empreendimento industrial ou agrícola mantidos emoperação na área de atuação da SUDENE ou da SUDAM, que faça jus àredução do imposto (RIR/1994, arts. 562 e 570; Lei No 9.532, de1997, art. 3o, §2o).”</w:t>
+        <w:t>“Informar o valor da receita líquida da atividade,referente a empreendimento industrial ou agrícola mantidos emoperação na área de atuação da SUDENE ou da SUDAM, que faça jus àredução do imposto (RIR/1994, arts. 562 e 570; Lei nº 9.532, de1997, art. 3º, §2º).”</w:t>
       </w:r>
     </w:p>
     <w:p>
@@ -382,7 +382,7 @@
     </w:p>
     <w:p>
       <w:r>
-        <w:t>( - ) Atividades Culturais e Artísticas(art. 18, e §§ 1oe 3o Lei 8.313, de 1991, MP 1.739, de 1998, art. 1o)</w:t>
+        <w:t>( - ) Atividades Culturais e Artísticas(art. 18, e §§ 1oe 3º Lei 8.313, de 1991, MP 1.739, de 1998, art. 1º)</w:t>
       </w:r>
     </w:p>
     <w:p>
@@ -432,7 +432,7 @@
     </w:p>
     <w:p>
       <w:r>
-        <w:t>“A = {(PAT + Vale Transporte + Audiovisual + AtividadesCulturais e Artísticas, art. 18, e §§ 1o e 3o, Lei 8.313, de 1991,MP 1.739, de 1998, art. 1o + Fundo dos Direitos da Criança e doAdolescente) X [IR à alíq. de 15%) / (IR à alíq. de 15% + IR àalíq. de 6%)¨}.”</w:t>
+        <w:t>“A = {(PAT + Vale Transporte + Audiovisual + AtividadesCulturais e Artísticas, art. 18, e §§ 1º e 3º, Lei 8.313, de 1991,MP 1.739, de 1998, art. 1º + Fundo dos Direitos da Criança e doAdolescente) X [IR à alíq. de 15%) / (IR à alíq. de 15% + IR àalíq. de 6%)¨}.”</w:t>
       </w:r>
     </w:p>
     <w:p>
@@ -532,7 +532,7 @@
     </w:p>
     <w:p>
       <w:r>
-        <w:t>“Indicar nesta linha o valor da base de cálculo dacontribuição devida pelas entidades sem fins lucrativos, o qualcorresponde ao total da folha de salários mensais, compreendendo osomatório dos rendimentos do trabalho assalariado a qualquertítulo, tais como: salários, gratificações, ajuda de custo,comissões, quinquênios, 13° salário, etc., mais a remuneração pelaprestação de serviços por trabalhador autônomo.</w:t>
+        <w:t>“Indicar nesta linha o valor da base de cálculo dacontribuição devida pelas entidades sem fins lucrativos, o qualcorresponde ao total da folha de salários mensais, compreendendo osomatório dos rendimentos do trabalho assalariado a qualquertítulo, tais como: salários, gratificações, ajuda de custo,comissões, quinquênios, 13º salário, etc., mais a remuneração pelaprestação de serviços por trabalhador autônomo.</w:t>
       </w:r>
     </w:p>
     <w:p>
